--- a/Mars_Rover/Mars_Rover_Project.docx
+++ b/Mars_Rover/Mars_Rover_Project.docx
@@ -117,6 +117,46 @@
     </w:p>
     <w:p>
       <w:pPr>
+        <w:pStyle w:val="ListParagraph"/>
+        <w:numPr>
+          <w:ilvl w:val="0"/>
+          <w:numId w:val="1"/>
+        </w:numPr>
+      </w:pPr>
+      <w:hyperlink r:id="rId10" w:history="1">
+        <w:r>
+          <w:rPr>
+            <w:rStyle w:val="Hyperlink"/>
+          </w:rPr>
+          <w:t>Six Wheeled Robot Garden Rover</w:t>
+        </w:r>
+      </w:hyperlink>
+      <w:r>
+        <w:t xml:space="preserve"> </w:t>
+      </w:r>
+    </w:p>
+    <w:p>
+      <w:pPr>
+        <w:pStyle w:val="ListParagraph"/>
+        <w:numPr>
+          <w:ilvl w:val="0"/>
+          <w:numId w:val="1"/>
+        </w:numPr>
+      </w:pPr>
+      <w:hyperlink r:id="rId11" w:history="1">
+        <w:r>
+          <w:rPr>
+            <w:rStyle w:val="Hyperlink"/>
+          </w:rPr>
+          <w:t>https://revenanteagle.org/checksix/six_wheeled_robot_garden_rover/crawler.htm</w:t>
+        </w:r>
+      </w:hyperlink>
+      <w:r>
+        <w:t xml:space="preserve"> </w:t>
+      </w:r>
+    </w:p>
+    <w:p>
+      <w:pPr>
         <w:pStyle w:val="Heading2"/>
       </w:pPr>
       <w:r>
@@ -124,7 +164,7 @@
       </w:r>
     </w:p>
     <w:p>
-      <w:hyperlink r:id="rId10" w:history="1">
+      <w:hyperlink r:id="rId12" w:history="1">
         <w:r>
           <w:rPr>
             <w:rStyle w:val="Hyperlink"/>
@@ -137,6 +177,46 @@
       </w:r>
     </w:p>
     <w:p>
+      <w:hyperlink r:id="rId13" w:history="1">
+        <w:r>
+          <w:rPr>
+            <w:rStyle w:val="Hyperlink"/>
+          </w:rPr>
+          <w:t>https://www.printables.com/model/201813-camera-mounts-for-stair-climbing-rover</w:t>
+        </w:r>
+      </w:hyperlink>
+      <w:r>
+        <w:t xml:space="preserve"> </w:t>
+      </w:r>
+    </w:p>
+    <w:p>
+      <w:hyperlink r:id="rId14" w:history="1">
+        <w:r>
+          <w:rPr>
+            <w:rStyle w:val="Hyperlink"/>
+          </w:rPr>
+          <w:t>https://www.printables.com/model/202779-switch-panel-for-stair-climbing-rover</w:t>
+        </w:r>
+      </w:hyperlink>
+      <w:r>
+        <w:t xml:space="preserve"> </w:t>
+      </w:r>
+    </w:p>
+    <w:p>
+      <w:r>
+        <w:t>Devil</w:t>
+      </w:r>
+      <w:r>
+        <w:t xml:space="preserve"> </w:t>
+      </w:r>
+      <w:r>
+        <w:t>Design Bright Green</w:t>
+      </w:r>
+      <w:r>
+        <w:t xml:space="preserve"> filament</w:t>
+      </w:r>
+    </w:p>
+    <w:p>
       <w:pPr>
         <w:pStyle w:val="Heading2"/>
       </w:pPr>
@@ -145,7 +225,7 @@
       </w:r>
     </w:p>
     <w:p>
-      <w:hyperlink r:id="rId11" w:history="1">
+      <w:hyperlink r:id="rId15" w:history="1">
         <w:r>
           <w:rPr>
             <w:rStyle w:val="Hyperlink"/>
@@ -5506,7 +5586,7 @@
   <w:style w:type="paragraph" w:default="1" w:styleId="Normal">
     <w:name w:val="Normal"/>
     <w:qFormat/>
-    <w:rsid w:val="00253EB2"/>
+    <w:rsid w:val="00E64935"/>
     <w:pPr>
       <w:spacing w:before="160" w:after="80" w:line="336" w:lineRule="auto"/>
     </w:pPr>
@@ -5524,7 +5604,7 @@
     <w:next w:val="Normal"/>
     <w:link w:val="Heading1Char"/>
     <w:qFormat/>
-    <w:rsid w:val="00253EB2"/>
+    <w:rsid w:val="00E64935"/>
     <w:pPr>
       <w:keepNext/>
       <w:spacing w:before="400" w:after="200" w:line="240" w:lineRule="auto"/>
@@ -5544,7 +5624,7 @@
     <w:next w:val="Normal"/>
     <w:link w:val="Heading2Char"/>
     <w:qFormat/>
-    <w:rsid w:val="00253EB2"/>
+    <w:rsid w:val="00E64935"/>
     <w:pPr>
       <w:keepNext/>
       <w:pBdr>
@@ -5568,7 +5648,7 @@
     <w:next w:val="Normal"/>
     <w:link w:val="Heading3Char"/>
     <w:qFormat/>
-    <w:rsid w:val="00253EB2"/>
+    <w:rsid w:val="00E64935"/>
     <w:pPr>
       <w:keepNext/>
       <w:autoSpaceDE w:val="0"/>
@@ -5719,9 +5799,8 @@
   <w:style w:type="character" w:default="1" w:styleId="DefaultParagraphFont">
     <w:name w:val="Default Paragraph Font"/>
     <w:uiPriority w:val="1"/>
-    <w:semiHidden/>
     <w:unhideWhenUsed/>
-    <w:rsid w:val="00253EB2"/>
+    <w:rsid w:val="00E64935"/>
   </w:style>
   <w:style w:type="table" w:default="1" w:styleId="TableNormal">
     <w:name w:val="Normal Table"/>
@@ -5743,7 +5822,7 @@
     <w:uiPriority w:val="99"/>
     <w:semiHidden/>
     <w:unhideWhenUsed/>
-    <w:rsid w:val="00253EB2"/>
+    <w:rsid w:val="00E64935"/>
   </w:style>
   <w:style w:type="character" w:customStyle="1" w:styleId="Heading1Char">
     <w:name w:val="Heading 1 Char"/>
@@ -5970,7 +6049,7 @@
     <w:basedOn w:val="Normal"/>
     <w:uiPriority w:val="34"/>
     <w:qFormat/>
-    <w:rsid w:val="00253EB2"/>
+    <w:rsid w:val="00E64935"/>
     <w:pPr>
       <w:ind w:left="720"/>
     </w:pPr>
@@ -6038,7 +6117,7 @@
   </w:style>
   <w:style w:type="character" w:styleId="Hyperlink">
     <w:name w:val="Hyperlink"/>
-    <w:rsid w:val="00253EB2"/>
+    <w:rsid w:val="00E64935"/>
     <w:rPr>
       <w:color w:val="0000FF"/>
       <w:u w:val="single"/>
@@ -6060,7 +6139,7 @@
     <w:name w:val="footer"/>
     <w:basedOn w:val="Normal"/>
     <w:link w:val="FooterChar"/>
-    <w:rsid w:val="00253EB2"/>
+    <w:rsid w:val="00E64935"/>
     <w:pPr>
       <w:pBdr>
         <w:top w:val="single" w:sz="4" w:space="1" w:color="auto"/>
@@ -6092,7 +6171,7 @@
     <w:name w:val="header"/>
     <w:basedOn w:val="Normal"/>
     <w:link w:val="HeaderChar"/>
-    <w:rsid w:val="00253EB2"/>
+    <w:rsid w:val="00E64935"/>
     <w:pPr>
       <w:tabs>
         <w:tab w:val="left" w:pos="5040"/>
@@ -6119,7 +6198,7 @@
   <w:style w:type="paragraph" w:customStyle="1" w:styleId="Outlinenumbering">
     <w:name w:val="Outline numbering"/>
     <w:basedOn w:val="Normal"/>
-    <w:rsid w:val="00253EB2"/>
+    <w:rsid w:val="00E64935"/>
     <w:pPr>
       <w:numPr>
         <w:numId w:val="2"/>
@@ -6137,7 +6216,7 @@
   <w:style w:type="paragraph" w:customStyle="1" w:styleId="NumberedHeading2">
     <w:name w:val="Numbered Heading 2"/>
     <w:basedOn w:val="Normal"/>
-    <w:rsid w:val="00253EB2"/>
+    <w:rsid w:val="00E64935"/>
     <w:pPr>
       <w:numPr>
         <w:numId w:val="4"/>
@@ -6147,11 +6226,11 @@
   <w:style w:type="character" w:styleId="PageNumber">
     <w:name w:val="page number"/>
     <w:basedOn w:val="DefaultParagraphFont"/>
-    <w:rsid w:val="00253EB2"/>
+    <w:rsid w:val="00E64935"/>
   </w:style>
   <w:style w:type="character" w:styleId="FollowedHyperlink">
     <w:name w:val="FollowedHyperlink"/>
-    <w:rsid w:val="00253EB2"/>
+    <w:rsid w:val="00E64935"/>
     <w:rPr>
       <w:color w:val="800080"/>
       <w:u w:val="single"/>
@@ -6164,7 +6243,7 @@
     <w:uiPriority w:val="39"/>
     <w:unhideWhenUsed/>
     <w:qFormat/>
-    <w:rsid w:val="00253EB2"/>
+    <w:rsid w:val="00E64935"/>
     <w:pPr>
       <w:keepLines/>
       <w:spacing w:after="0" w:line="259" w:lineRule="auto"/>
@@ -6181,7 +6260,7 @@
     <w:name w:val="Code"/>
     <w:basedOn w:val="Normal"/>
     <w:qFormat/>
-    <w:rsid w:val="00253EB2"/>
+    <w:rsid w:val="00E64935"/>
     <w:pPr>
       <w:spacing w:before="80" w:line="240" w:lineRule="auto"/>
     </w:pPr>
@@ -6197,7 +6276,7 @@
     <w:uiPriority w:val="39"/>
     <w:semiHidden/>
     <w:unhideWhenUsed/>
-    <w:rsid w:val="00253EB2"/>
+    <w:rsid w:val="00E64935"/>
     <w:pPr>
       <w:spacing w:after="100" w:line="240" w:lineRule="auto"/>
     </w:pPr>
@@ -6210,7 +6289,7 @@
     <w:uiPriority w:val="39"/>
     <w:semiHidden/>
     <w:unhideWhenUsed/>
-    <w:rsid w:val="00253EB2"/>
+    <w:rsid w:val="00E64935"/>
     <w:pPr>
       <w:spacing w:after="100" w:line="240" w:lineRule="auto"/>
       <w:ind w:left="202"/>
@@ -6224,7 +6303,7 @@
     <w:uiPriority w:val="39"/>
     <w:semiHidden/>
     <w:unhideWhenUsed/>
-    <w:rsid w:val="00253EB2"/>
+    <w:rsid w:val="00E64935"/>
     <w:pPr>
       <w:spacing w:after="100" w:line="240" w:lineRule="auto"/>
       <w:ind w:left="403"/>
